--- a/docs/글로케어_유학센터_담당자_가이드_VN.docx
+++ b/docs/글로케어_유학센터_담당자_가이드_VN.docx
@@ -3085,7 +3085,401 @@
           <w:sz w:val="22"/>
           <w:szCs w:val="22"/>
         </w:rPr>
-        <w:t xml:space="preserve">4.4.1 Dịch — Nút [Dịch KR] / [Dịch EN]</w:t>
+        <w:t xml:space="preserve">4.4.1 Các mục được điền tự động</w:t>
+      </w:r>
+    </w:p>
+    <w:p>
+      <w:pPr>
+        <w:spacing w:after="60" w:before="60" w:line="300"/>
+      </w:pPr>
+      <w:r>
+        <w:rPr>
+          <w:rFonts w:ascii="맑은 고딕" w:cs="맑은 고딕" w:eastAsia="맑은 고딕" w:hAnsi="맑은 고딕"/>
+          <w:sz w:val="20"/>
+          <w:szCs w:val="20"/>
+        </w:rPr>
+        <w:t xml:space="preserve">Thông tin đã nhận rồi thì không cần nhập lại. Khi mở màn hình nhập thông tin, các mục dưới đây đã được điền sẵn.</w:t>
+      </w:r>
+    </w:p>
+    <w:tbl>
+      <w:tblPr>
+        <w:tblW w:type="dxa" w:w="10626"/>
+        <w:tblBorders>
+          <w:top w:val="single" w:color="auto" w:sz="4"/>
+          <w:left w:val="single" w:color="auto" w:sz="4"/>
+          <w:bottom w:val="single" w:color="auto" w:sz="4"/>
+          <w:right w:val="single" w:color="auto" w:sz="4"/>
+          <w:insideH w:val="single" w:color="auto" w:sz="4"/>
+          <w:insideV w:val="single" w:color="auto" w:sz="4"/>
+        </w:tblBorders>
+        <w:tblLayout w:type="fixed"/>
+      </w:tblPr>
+      <w:tblGrid>
+        <w:gridCol w:w="4250"/>
+        <w:gridCol w:w="6376"/>
+      </w:tblGrid>
+      <w:tr>
+        <w:trPr>
+          <w:tblHeader/>
+        </w:trPr>
+        <w:tc>
+          <w:tcPr>
+            <w:tcW w:type="dxa" w:w="4250"/>
+            <w:shd w:fill="EEF2F7" w:val="clear"/>
+            <w:tcMar>
+              <w:top w:type="dxa" w:w="80"/>
+              <w:left w:type="dxa" w:w="120"/>
+              <w:bottom w:type="dxa" w:w="80"/>
+              <w:right w:type="dxa" w:w="120"/>
+            </w:tcMar>
+          </w:tcPr>
+          <w:p>
+            <w:pPr>
+              <w:spacing w:line="260"/>
+            </w:pPr>
+            <w:r>
+              <w:rPr>
+                <w:rFonts w:ascii="맑은 고딕" w:cs="맑은 고딕" w:eastAsia="맑은 고딕" w:hAnsi="맑은 고딕"/>
+                <w:b/>
+                <w:bCs/>
+                <w:sz w:val="19"/>
+                <w:szCs w:val="19"/>
+              </w:rPr>
+              <w:t xml:space="preserve">Nguồn dữ liệu</w:t>
+            </w:r>
+          </w:p>
+        </w:tc>
+        <w:tc>
+          <w:tcPr>
+            <w:tcW w:type="dxa" w:w="6376"/>
+            <w:shd w:fill="EEF2F7" w:val="clear"/>
+            <w:tcMar>
+              <w:top w:type="dxa" w:w="80"/>
+              <w:left w:type="dxa" w:w="120"/>
+              <w:bottom w:type="dxa" w:w="80"/>
+              <w:right w:type="dxa" w:w="120"/>
+            </w:tcMar>
+          </w:tcPr>
+          <w:p>
+            <w:pPr>
+              <w:spacing w:line="260"/>
+            </w:pPr>
+            <w:r>
+              <w:rPr>
+                <w:rFonts w:ascii="맑은 고딕" w:cs="맑은 고딕" w:eastAsia="맑은 고딕" w:hAnsi="맑은 고딕"/>
+                <w:b/>
+                <w:bCs/>
+                <w:sz w:val="19"/>
+                <w:szCs w:val="19"/>
+              </w:rPr>
+              <w:t xml:space="preserve">Mục được điền tự động</w:t>
+            </w:r>
+          </w:p>
+        </w:tc>
+      </w:tr>
+      <w:tr>
+        <w:tc>
+          <w:tcPr>
+            <w:tcW w:type="dxa" w:w="4250"/>
+            <w:tcMar>
+              <w:top w:type="dxa" w:w="80"/>
+              <w:left w:type="dxa" w:w="120"/>
+              <w:bottom w:type="dxa" w:w="80"/>
+              <w:right w:type="dxa" w:w="120"/>
+            </w:tcMar>
+          </w:tcPr>
+          <w:p>
+            <w:pPr>
+              <w:spacing w:line="260"/>
+            </w:pPr>
+            <w:r>
+              <w:rPr>
+                <w:rFonts w:ascii="맑은 고딕" w:cs="맑은 고딕" w:eastAsia="맑은 고딕" w:hAnsi="맑은 고딕"/>
+                <w:sz w:val="19"/>
+                <w:szCs w:val="19"/>
+              </w:rPr>
+              <w:t xml:space="preserve">Giá trị đã nhập khi đăng ký sinh viên</w:t>
+            </w:r>
+          </w:p>
+        </w:tc>
+        <w:tc>
+          <w:tcPr>
+            <w:tcW w:type="dxa" w:w="6376"/>
+            <w:tcMar>
+              <w:top w:type="dxa" w:w="80"/>
+              <w:left w:type="dxa" w:w="120"/>
+              <w:bottom w:type="dxa" w:w="80"/>
+              <w:right w:type="dxa" w:w="120"/>
+            </w:tcMar>
+          </w:tcPr>
+          <w:p>
+            <w:pPr>
+              <w:spacing w:line="260"/>
+            </w:pPr>
+            <w:r>
+              <w:rPr>
+                <w:rFonts w:ascii="맑은 고딕" w:cs="맑은 고딕" w:eastAsia="맑은 고딕" w:hAnsi="맑은 고딕"/>
+                <w:sz w:val="19"/>
+                <w:szCs w:val="19"/>
+              </w:rPr>
+              <w:t xml:space="preserve">Họ tên · Số điện thoại · Email · Ngày sinh · Cấp TOPIK</w:t>
+            </w:r>
+          </w:p>
+        </w:tc>
+      </w:tr>
+      <w:tr>
+        <w:tc>
+          <w:tcPr>
+            <w:tcW w:type="dxa" w:w="4250"/>
+            <w:tcMar>
+              <w:top w:type="dxa" w:w="80"/>
+              <w:left w:type="dxa" w:w="120"/>
+              <w:bottom w:type="dxa" w:w="80"/>
+              <w:right w:type="dxa" w:w="120"/>
+            </w:tcMar>
+          </w:tcPr>
+          <w:p>
+            <w:pPr>
+              <w:spacing w:line="260"/>
+            </w:pPr>
+            <w:r>
+              <w:rPr>
+                <w:rFonts w:ascii="맑은 고딕" w:cs="맑은 고딕" w:eastAsia="맑은 고딕" w:hAnsi="맑은 고딕"/>
+                <w:sz w:val="19"/>
+                <w:szCs w:val="19"/>
+              </w:rPr>
+              <w:t xml:space="preserve">Giá trị được xác định khi chọn trường đăng ký</w:t>
+            </w:r>
+          </w:p>
+        </w:tc>
+        <w:tc>
+          <w:tcPr>
+            <w:tcW w:type="dxa" w:w="6376"/>
+            <w:tcMar>
+              <w:top w:type="dxa" w:w="80"/>
+              <w:left w:type="dxa" w:w="120"/>
+              <w:bottom w:type="dxa" w:w="80"/>
+              <w:right w:type="dxa" w:w="120"/>
+            </w:tcMar>
+          </w:tcPr>
+          <w:p>
+            <w:pPr>
+              <w:spacing w:line="260"/>
+            </w:pPr>
+            <w:r>
+              <w:rPr>
+                <w:rFonts w:ascii="맑은 고딕" w:cs="맑은 고딕" w:eastAsia="맑은 고딕" w:hAnsi="맑은 고딕"/>
+                <w:sz w:val="19"/>
+                <w:szCs w:val="19"/>
+              </w:rPr>
+              <w:t xml:space="preserve">Ngành đăng ký · Năm đăng ký · Học kỳ đăng ký · Tháng nhập học</w:t>
+            </w:r>
+          </w:p>
+        </w:tc>
+      </w:tr>
+    </w:tbl>
+    <w:tbl>
+      <w:tblPr>
+        <w:tblW w:type="dxa" w:w="10626"/>
+        <w:tblBorders>
+          <w:top w:val="single" w:color="0F766E" w:sz="6"/>
+          <w:left w:val="single" w:color="0F766E" w:sz="18"/>
+          <w:bottom w:val="single" w:color="0F766E" w:sz="6"/>
+          <w:right w:val="single" w:color="0F766E" w:sz="6"/>
+          <w:insideH w:val="none"/>
+          <w:insideV w:val="none"/>
+        </w:tblBorders>
+        <w:tblLayout w:type="fixed"/>
+      </w:tblPr>
+      <w:tblGrid>
+        <w:gridCol w:w="10626"/>
+      </w:tblGrid>
+      <w:tr>
+        <w:tc>
+          <w:tcPr>
+            <w:tcW w:type="dxa" w:w="10626"/>
+            <w:shd w:fill="F8FAFC" w:val="clear"/>
+            <w:tcMar>
+              <w:top w:type="dxa" w:w="120"/>
+              <w:left w:type="dxa" w:w="160"/>
+              <w:bottom w:type="dxa" w:w="120"/>
+              <w:right w:type="dxa" w:w="160"/>
+            </w:tcMar>
+          </w:tcPr>
+          <w:p>
+            <w:pPr>
+              <w:spacing w:after="40"/>
+            </w:pPr>
+            <w:r>
+              <w:rPr>
+                <w:rFonts w:ascii="맑은 고딕" w:cs="맑은 고딕" w:eastAsia="맑은 고딕" w:hAnsi="맑은 고딕"/>
+                <w:b/>
+                <w:bCs/>
+                <w:color w:val="0F766E"/>
+                <w:sz w:val="19"/>
+                <w:szCs w:val="19"/>
+              </w:rPr>
+              <w:t xml:space="preserve">Điền tự động vẫn sửa được</w:t>
+            </w:r>
+          </w:p>
+          <w:p>
+            <w:pPr>
+              <w:spacing w:after="30" w:line="280"/>
+            </w:pPr>
+            <w:r>
+              <w:rPr>
+                <w:rFonts w:ascii="맑은 고딕" w:cs="맑은 고딕" w:eastAsia="맑은 고딕" w:hAnsi="맑은 고딕"/>
+                <w:sz w:val="19"/>
+                <w:szCs w:val="19"/>
+              </w:rPr>
+              <w:t xml:space="preserve">Nếu giá trị chưa phù hợp, chỉ cần sửa trực tiếp trong ô nhập.</w:t>
+            </w:r>
+          </w:p>
+          <w:p>
+            <w:pPr>
+              <w:spacing w:after="30" w:line="280"/>
+            </w:pPr>
+            <w:r>
+              <w:rPr>
+                <w:rFonts w:ascii="맑은 고딕" w:cs="맑은 고딕" w:eastAsia="맑은 고딕" w:hAnsi="맑은 고딕"/>
+                <w:sz w:val="19"/>
+                <w:szCs w:val="19"/>
+              </w:rPr>
+              <w:t xml:space="preserve">Ô đã nhập sẵn sẽ không bị điền tự động ghi đè. Mở lại màn hình thì giá trị bạn đã sửa vẫn giữ nguyên.</w:t>
+            </w:r>
+          </w:p>
+          <w:p>
+            <w:pPr>
+              <w:spacing w:after="30" w:line="280"/>
+            </w:pPr>
+            <w:r>
+              <w:rPr>
+                <w:rFonts w:ascii="맑은 고딕" w:cs="맑은 고딕" w:eastAsia="맑은 고딕" w:hAnsi="맑은 고딕"/>
+                <w:sz w:val="19"/>
+                <w:szCs w:val="19"/>
+              </w:rPr>
+              <w:t xml:space="preserve">Nếu đăng ký nhiều trường, hệ thống lấy theo nguyện vọng đăng ký sớm nhất. Cần theo trường khác thì hãy sửa trực tiếp.</w:t>
+            </w:r>
+          </w:p>
+        </w:tc>
+      </w:tr>
+    </w:tbl>
+    <w:p>
+      <w:pPr>
+        <w:pStyle w:val="Heading3"/>
+        <w:spacing w:after="120" w:before="240"/>
+      </w:pPr>
+      <w:r>
+        <w:rPr>
+          <w:rFonts w:ascii="맑은 고딕" w:cs="맑은 고딕" w:eastAsia="맑은 고딕" w:hAnsi="맑은 고딕"/>
+          <w:b/>
+          <w:bCs/>
+          <w:sz w:val="22"/>
+          <w:szCs w:val="22"/>
+        </w:rPr>
+        <w:t xml:space="preserve">4.4.2 Người giới thiệu — không cần nhập</w:t>
+      </w:r>
+    </w:p>
+    <w:p>
+      <w:pPr>
+        <w:spacing w:after="60" w:before="60" w:line="300"/>
+      </w:pPr>
+      <w:r>
+        <w:rPr>
+          <w:rFonts w:ascii="맑은 고딕" w:cs="맑은 고딕" w:eastAsia="맑은 고딕" w:hAnsi="맑은 고딕"/>
+          <w:sz w:val="20"/>
+          <w:szCs w:val="20"/>
+        </w:rPr>
+        <w:t xml:space="preserve">Người giới thiệu luôn được điền là GLOCARE. Đây không phải mục nhân viên phải nhập, nên thay vì ô nhập, nó chỉ hiển thị trong phần 'Mục điền tự động'.</w:t>
+      </w:r>
+    </w:p>
+    <w:tbl>
+      <w:tblPr>
+        <w:tblW w:type="dxa" w:w="10626"/>
+        <w:tblBorders>
+          <w:top w:val="single" w:color="0F766E" w:sz="6"/>
+          <w:left w:val="single" w:color="0F766E" w:sz="18"/>
+          <w:bottom w:val="single" w:color="0F766E" w:sz="6"/>
+          <w:right w:val="single" w:color="0F766E" w:sz="6"/>
+          <w:insideH w:val="none"/>
+          <w:insideV w:val="none"/>
+        </w:tblBorders>
+        <w:tblLayout w:type="fixed"/>
+      </w:tblPr>
+      <w:tblGrid>
+        <w:gridCol w:w="10626"/>
+      </w:tblGrid>
+      <w:tr>
+        <w:tc>
+          <w:tcPr>
+            <w:tcW w:type="dxa" w:w="10626"/>
+            <w:shd w:fill="F8FAFC" w:val="clear"/>
+            <w:tcMar>
+              <w:top w:type="dxa" w:w="120"/>
+              <w:left w:type="dxa" w:w="160"/>
+              <w:bottom w:type="dxa" w:w="120"/>
+              <w:right w:type="dxa" w:w="160"/>
+            </w:tcMar>
+          </w:tcPr>
+          <w:p>
+            <w:pPr>
+              <w:spacing w:after="40"/>
+            </w:pPr>
+            <w:r>
+              <w:rPr>
+                <w:rFonts w:ascii="맑은 고딕" w:cs="맑은 고딕" w:eastAsia="맑은 고딕" w:hAnsi="맑은 고딕"/>
+                <w:b/>
+                <w:bCs/>
+                <w:color w:val="0F766E"/>
+                <w:sz w:val="19"/>
+                <w:szCs w:val="19"/>
+              </w:rPr>
+              <w:t xml:space="preserve">Không thấy ô nhập không có nghĩa là bị thiếu</w:t>
+            </w:r>
+          </w:p>
+          <w:p>
+            <w:pPr>
+              <w:spacing w:after="30" w:line="280"/>
+            </w:pPr>
+            <w:r>
+              <w:rPr>
+                <w:rFonts w:ascii="맑은 고딕" w:cs="맑은 고딕" w:eastAsia="맑은 고딕" w:hAnsi="맑은 고딕"/>
+                <w:sz w:val="19"/>
+                <w:szCs w:val="19"/>
+              </w:rPr>
+              <w:t xml:space="preserve">Trên hồ sơ, GLOCARE vẫn được điền bình thường.</w:t>
+            </w:r>
+          </w:p>
+          <w:p>
+            <w:pPr>
+              <w:spacing w:after="30" w:line="280"/>
+            </w:pPr>
+            <w:r>
+              <w:rPr>
+                <w:rFonts w:ascii="맑은 고딕" w:cs="맑은 고딕" w:eastAsia="맑은 고딕" w:hAnsi="맑은 고딕"/>
+                <w:sz w:val="19"/>
+                <w:szCs w:val="19"/>
+              </w:rPr>
+              <w:t xml:space="preserve">Đây là giá trị không cần người nhập tay, nên đã loại bỏ khả năng gõ sai.</w:t>
+            </w:r>
+          </w:p>
+        </w:tc>
+      </w:tr>
+    </w:tbl>
+    <w:p>
+      <w:pPr>
+        <w:pStyle w:val="Heading3"/>
+        <w:spacing w:after="120" w:before="240"/>
+      </w:pPr>
+      <w:r>
+        <w:rPr>
+          <w:rFonts w:ascii="맑은 고딕" w:cs="맑은 고딕" w:eastAsia="맑은 고딕" w:hAnsi="맑은 고딕"/>
+          <w:b/>
+          <w:bCs/>
+          <w:sz w:val="22"/>
+          <w:szCs w:val="22"/>
+        </w:rPr>
+        <w:t xml:space="preserve">4.4.3 Dịch — nút [Dịch KR] / [Dịch EN]</w:t>
       </w:r>
     </w:p>
     <w:p>
@@ -3733,7 +4127,7 @@
           <w:sz w:val="22"/>
           <w:szCs w:val="22"/>
         </w:rPr>
-        <w:t xml:space="preserve">4.4.2 Công cụ — Gửi link nhập liệu trực tiếp cho sinh viên</w:t>
+        <w:t xml:space="preserve">4.4.4 Công cụ — gửi link để sinh viên tự nhập</w:t>
       </w:r>
     </w:p>
     <w:p>
@@ -4449,23 +4843,395 @@
           <w:sz w:val="32"/>
           <w:szCs w:val="32"/>
         </w:rPr>
-        <w:t xml:space="preserve">5. Phụ lục</w:t>
-      </w:r>
-    </w:p>
-    <w:p>
-      <w:pPr>
-        <w:pStyle w:val="Heading2"/>
-        <w:spacing w:after="120" w:before="240"/>
-      </w:pPr>
-      <w:r>
-        <w:rPr>
-          <w:rFonts w:ascii="맑은 고딕" w:cs="맑은 고딕" w:eastAsia="맑은 고딕" w:hAnsi="맑은 고딕"/>
-          <w:b/>
-          <w:bCs/>
-          <w:sz w:val="26"/>
-          <w:szCs w:val="26"/>
-        </w:rPr>
-        <w:t xml:space="preserve">5.1 Quy trình làm việc khuyến nghị</w:t>
+        <w:t xml:space="preserve">5. Dịch vụ sinh viên tự đăng ký</w:t>
+      </w:r>
+    </w:p>
+    <w:p>
+      <w:pPr>
+        <w:spacing w:after="60" w:before="60" w:line="300"/>
+      </w:pPr>
+      <w:r>
+        <w:rPr>
+          <w:rFonts w:ascii="맑은 고딕" w:cs="맑은 고딕" w:eastAsia="맑은 고딕" w:hAnsi="맑은 고딕"/>
+          <w:sz w:val="20"/>
+          <w:szCs w:val="20"/>
+        </w:rPr>
+        <w:t xml:space="preserve">Có những dịch vụ sinh viên tự đăng ký và thanh toán trên website GLOCARE. Đây là kênh không qua trung tâm, nhân viên chỉ cần nắm và hướng dẫn.</w:t>
+      </w:r>
+    </w:p>
+    <w:p>
+      <w:pPr>
+        <w:spacing w:after="40" w:before="80"/>
+        <w:jc w:val="center"/>
+      </w:pPr>
+      <w:r>
+        <w:drawing>
+          <wp:inline distT="0" distB="0" distL="0" distR="0">
+            <wp:extent cx="6743700" cy="4371975"/>
+            <wp:effectExtent t="0" r="0" b="0" l="0"/>
+            <wp:docPr id="1" name="" descr="" title=""/>
+            <wp:cNvGraphicFramePr>
+              <a:graphicFrameLocks xmlns:a="http://schemas.openxmlformats.org/drawingml/2006/main" noChangeAspect="1"/>
+            </wp:cNvGraphicFramePr>
+            <a:graphic xmlns:a="http://schemas.openxmlformats.org/drawingml/2006/main">
+              <a:graphicData uri="http://schemas.openxmlformats.org/drawingml/2006/picture">
+                <pic:pic xmlns:pic="http://schemas.openxmlformats.org/drawingml/2006/picture">
+                  <pic:nvPicPr>
+                    <pic:cNvPr id="0" name="" descr=""/>
+                    <pic:cNvPicPr>
+                      <a:picLocks noChangeAspect="1" noChangeArrowheads="1"/>
+                    </pic:cNvPicPr>
+                  </pic:nvPicPr>
+                  <pic:blipFill>
+                    <a:blip r:embed="rId25" cstate="none"/>
+                    <a:srcRect/>
+                    <a:stretch>
+                      <a:fillRect/>
+                    </a:stretch>
+                  </pic:blipFill>
+                  <pic:spPr bwMode="auto">
+                    <a:xfrm>
+                      <a:off x="0" y="0"/>
+                      <a:ext cx="6743700" cy="4371975"/>
+                    </a:xfrm>
+                    <a:prstGeom prst="rect">
+                      <a:avLst/>
+                    </a:prstGeom>
+                  </pic:spPr>
+                </pic:pic>
+              </a:graphicData>
+            </a:graphic>
+          </wp:inline>
+        </w:drawing>
+      </w:r>
+    </w:p>
+    <w:p>
+      <w:pPr>
+        <w:spacing w:after="160"/>
+        <w:jc w:val="center"/>
+      </w:pPr>
+      <w:r>
+        <w:rPr>
+          <w:rFonts w:ascii="맑은 고딕" w:cs="맑은 고딕" w:eastAsia="맑은 고딕" w:hAnsi="맑은 고딕"/>
+          <w:color w:val="6B7280"/>
+          <w:sz w:val="17"/>
+          <w:szCs w:val="17"/>
+        </w:rPr>
+        <w:t xml:space="preserve">▲ Giới thiệu dịch vụ — các gói bán trên website</w:t>
+      </w:r>
+    </w:p>
+    <w:tbl>
+      <w:tblPr>
+        <w:tblW w:type="dxa" w:w="10626"/>
+        <w:tblBorders>
+          <w:top w:val="single" w:color="auto" w:sz="4"/>
+          <w:left w:val="single" w:color="auto" w:sz="4"/>
+          <w:bottom w:val="single" w:color="auto" w:sz="4"/>
+          <w:right w:val="single" w:color="auto" w:sz="4"/>
+          <w:insideH w:val="single" w:color="auto" w:sz="4"/>
+          <w:insideV w:val="single" w:color="auto" w:sz="4"/>
+        </w:tblBorders>
+        <w:tblLayout w:type="fixed"/>
+      </w:tblPr>
+      <w:tblGrid>
+        <w:gridCol w:w="2763"/>
+        <w:gridCol w:w="1700"/>
+        <w:gridCol w:w="6163"/>
+      </w:tblGrid>
+      <w:tr>
+        <w:trPr>
+          <w:tblHeader/>
+        </w:trPr>
+        <w:tc>
+          <w:tcPr>
+            <w:tcW w:type="dxa" w:w="2763"/>
+            <w:shd w:fill="EEF2F7" w:val="clear"/>
+            <w:tcMar>
+              <w:top w:type="dxa" w:w="80"/>
+              <w:left w:type="dxa" w:w="120"/>
+              <w:bottom w:type="dxa" w:w="80"/>
+              <w:right w:type="dxa" w:w="120"/>
+            </w:tcMar>
+          </w:tcPr>
+          <w:p>
+            <w:pPr>
+              <w:spacing w:line="260"/>
+            </w:pPr>
+            <w:r>
+              <w:rPr>
+                <w:rFonts w:ascii="맑은 고딕" w:cs="맑은 고딕" w:eastAsia="맑은 고딕" w:hAnsi="맑은 고딕"/>
+                <w:b/>
+                <w:bCs/>
+                <w:sz w:val="19"/>
+                <w:szCs w:val="19"/>
+              </w:rPr>
+              <w:t xml:space="preserve">Gói dịch vụ</w:t>
+            </w:r>
+          </w:p>
+        </w:tc>
+        <w:tc>
+          <w:tcPr>
+            <w:tcW w:type="dxa" w:w="1700"/>
+            <w:shd w:fill="EEF2F7" w:val="clear"/>
+            <w:tcMar>
+              <w:top w:type="dxa" w:w="80"/>
+              <w:left w:type="dxa" w:w="120"/>
+              <w:bottom w:type="dxa" w:w="80"/>
+              <w:right w:type="dxa" w:w="120"/>
+            </w:tcMar>
+          </w:tcPr>
+          <w:p>
+            <w:pPr>
+              <w:spacing w:line="260"/>
+            </w:pPr>
+            <w:r>
+              <w:rPr>
+                <w:rFonts w:ascii="맑은 고딕" w:cs="맑은 고딕" w:eastAsia="맑은 고딕" w:hAnsi="맑은 고딕"/>
+                <w:b/>
+                <w:bCs/>
+                <w:sz w:val="19"/>
+                <w:szCs w:val="19"/>
+              </w:rPr>
+              <w:t xml:space="preserve">Giá</w:t>
+            </w:r>
+          </w:p>
+        </w:tc>
+        <w:tc>
+          <w:tcPr>
+            <w:tcW w:type="dxa" w:w="6163"/>
+            <w:shd w:fill="EEF2F7" w:val="clear"/>
+            <w:tcMar>
+              <w:top w:type="dxa" w:w="80"/>
+              <w:left w:type="dxa" w:w="120"/>
+              <w:bottom w:type="dxa" w:w="80"/>
+              <w:right w:type="dxa" w:w="120"/>
+            </w:tcMar>
+          </w:tcPr>
+          <w:p>
+            <w:pPr>
+              <w:spacing w:line="260"/>
+            </w:pPr>
+            <w:r>
+              <w:rPr>
+                <w:rFonts w:ascii="맑은 고딕" w:cs="맑은 고딕" w:eastAsia="맑은 고딕" w:hAnsi="맑은 고딕"/>
+                <w:b/>
+                <w:bCs/>
+                <w:sz w:val="19"/>
+                <w:szCs w:val="19"/>
+              </w:rPr>
+              <w:t xml:space="preserve">Nội dung bao gồm</w:t>
+            </w:r>
+          </w:p>
+        </w:tc>
+      </w:tr>
+      <w:tr>
+        <w:tc>
+          <w:tcPr>
+            <w:tcW w:type="dxa" w:w="2763"/>
+            <w:tcMar>
+              <w:top w:type="dxa" w:w="80"/>
+              <w:left w:type="dxa" w:w="120"/>
+              <w:bottom w:type="dxa" w:w="80"/>
+              <w:right w:type="dxa" w:w="120"/>
+            </w:tcMar>
+          </w:tcPr>
+          <w:p>
+            <w:pPr>
+              <w:spacing w:line="260"/>
+            </w:pPr>
+            <w:r>
+              <w:rPr>
+                <w:rFonts w:ascii="맑은 고딕" w:cs="맑은 고딕" w:eastAsia="맑은 고딕" w:hAnsi="맑은 고딕"/>
+                <w:sz w:val="19"/>
+                <w:szCs w:val="19"/>
+              </w:rPr>
+              <w:t xml:space="preserve">Trọn gói xin cấp hồ sơ</w:t>
+            </w:r>
+          </w:p>
+        </w:tc>
+        <w:tc>
+          <w:tcPr>
+            <w:tcW w:type="dxa" w:w="1700"/>
+            <w:tcMar>
+              <w:top w:type="dxa" w:w="80"/>
+              <w:left w:type="dxa" w:w="120"/>
+              <w:bottom w:type="dxa" w:w="80"/>
+              <w:right w:type="dxa" w:w="120"/>
+            </w:tcMar>
+          </w:tcPr>
+          <w:p>
+            <w:pPr>
+              <w:spacing w:line="260"/>
+            </w:pPr>
+            <w:r>
+              <w:rPr>
+                <w:rFonts w:ascii="맑은 고딕" w:cs="맑은 고딕" w:eastAsia="맑은 고딕" w:hAnsi="맑은 고딕"/>
+                <w:sz w:val="19"/>
+                <w:szCs w:val="19"/>
+              </w:rPr>
+              <w:t xml:space="preserve">150.000 KRW</w:t>
+            </w:r>
+          </w:p>
+        </w:tc>
+        <w:tc>
+          <w:tcPr>
+            <w:tcW w:type="dxa" w:w="6163"/>
+            <w:tcMar>
+              <w:top w:type="dxa" w:w="80"/>
+              <w:left w:type="dxa" w:w="120"/>
+              <w:bottom w:type="dxa" w:w="80"/>
+              <w:right w:type="dxa" w:w="120"/>
+            </w:tcMar>
+          </w:tcPr>
+          <w:p>
+            <w:pPr>
+              <w:spacing w:line="260"/>
+            </w:pPr>
+            <w:r>
+              <w:rPr>
+                <w:rFonts w:ascii="맑은 고딕" w:cs="맑은 고딕" w:eastAsia="맑은 고딕" w:hAnsi="맑은 고딕"/>
+                <w:sz w:val="19"/>
+                <w:szCs w:val="19"/>
+              </w:rPr>
+              <w:t xml:space="preserve">Xin cấp bằng tốt nghiệp &amp; bảng điểm, dịch sang tiếng Hàn, công chứng, hợp pháp hóa lãnh sự, bàn giao hồ sơ hoàn chỉnh</w:t>
+            </w:r>
+          </w:p>
+        </w:tc>
+      </w:tr>
+      <w:tr>
+        <w:tc>
+          <w:tcPr>
+            <w:tcW w:type="dxa" w:w="2763"/>
+            <w:tcMar>
+              <w:top w:type="dxa" w:w="80"/>
+              <w:left w:type="dxa" w:w="120"/>
+              <w:bottom w:type="dxa" w:w="80"/>
+              <w:right w:type="dxa" w:w="120"/>
+            </w:tcMar>
+          </w:tcPr>
+          <w:p>
+            <w:pPr>
+              <w:spacing w:line="260"/>
+            </w:pPr>
+            <w:r>
+              <w:rPr>
+                <w:rFonts w:ascii="맑은 고딕" w:cs="맑은 고딕" w:eastAsia="맑은 고딕" w:hAnsi="맑은 고딕"/>
+                <w:sz w:val="19"/>
+                <w:szCs w:val="19"/>
+              </w:rPr>
+              <w:t xml:space="preserve">Tư vấn trọn gói chuẩn bị du học</w:t>
+            </w:r>
+          </w:p>
+        </w:tc>
+        <w:tc>
+          <w:tcPr>
+            <w:tcW w:type="dxa" w:w="1700"/>
+            <w:tcMar>
+              <w:top w:type="dxa" w:w="80"/>
+              <w:left w:type="dxa" w:w="120"/>
+              <w:bottom w:type="dxa" w:w="80"/>
+              <w:right w:type="dxa" w:w="120"/>
+            </w:tcMar>
+          </w:tcPr>
+          <w:p>
+            <w:pPr>
+              <w:spacing w:line="260"/>
+            </w:pPr>
+            <w:r>
+              <w:rPr>
+                <w:rFonts w:ascii="맑은 고딕" w:cs="맑은 고딕" w:eastAsia="맑은 고딕" w:hAnsi="맑은 고딕"/>
+                <w:sz w:val="19"/>
+                <w:szCs w:val="19"/>
+              </w:rPr>
+              <w:t xml:space="preserve">600.000 KRW</w:t>
+            </w:r>
+          </w:p>
+        </w:tc>
+        <w:tc>
+          <w:tcPr>
+            <w:tcW w:type="dxa" w:w="6163"/>
+            <w:tcMar>
+              <w:top w:type="dxa" w:w="80"/>
+              <w:left w:type="dxa" w:w="120"/>
+              <w:bottom w:type="dxa" w:w="80"/>
+              <w:right w:type="dxa" w:w="120"/>
+            </w:tcMar>
+          </w:tcPr>
+          <w:p>
+            <w:pPr>
+              <w:spacing w:line="260"/>
+            </w:pPr>
+            <w:r>
+              <w:rPr>
+                <w:rFonts w:ascii="맑은 고딕" w:cs="맑은 고딕" w:eastAsia="맑은 고딕" w:hAnsi="맑은 고딕"/>
+                <w:sz w:val="19"/>
+                <w:szCs w:val="19"/>
+              </w:rPr>
+              <w:t xml:space="preserve">Toàn bộ mục trên + tư vấn chọn trường·ngành, chuẩn bị hồ sơ theo từng thông báo tuyển sinh, hỗ trợ soạn đơn đăng ký·bài giới thiệu bản thân, kiểm tra cuối</w:t>
+            </w:r>
+          </w:p>
+        </w:tc>
+      </w:tr>
+    </w:tbl>
+    <w:p>
+      <w:pPr>
+        <w:spacing w:after="40" w:before="80"/>
+        <w:jc w:val="center"/>
+      </w:pPr>
+      <w:r>
+        <w:drawing>
+          <wp:inline distT="0" distB="0" distL="0" distR="0">
+            <wp:extent cx="6743700" cy="5848350"/>
+            <wp:effectExtent t="0" r="0" b="0" l="0"/>
+            <wp:docPr id="1" name="" descr="" title=""/>
+            <wp:cNvGraphicFramePr>
+              <a:graphicFrameLocks xmlns:a="http://schemas.openxmlformats.org/drawingml/2006/main" noChangeAspect="1"/>
+            </wp:cNvGraphicFramePr>
+            <a:graphic xmlns:a="http://schemas.openxmlformats.org/drawingml/2006/main">
+              <a:graphicData uri="http://schemas.openxmlformats.org/drawingml/2006/picture">
+                <pic:pic xmlns:pic="http://schemas.openxmlformats.org/drawingml/2006/picture">
+                  <pic:nvPicPr>
+                    <pic:cNvPr id="0" name="" descr=""/>
+                    <pic:cNvPicPr>
+                      <a:picLocks noChangeAspect="1" noChangeArrowheads="1"/>
+                    </pic:cNvPicPr>
+                  </pic:nvPicPr>
+                  <pic:blipFill>
+                    <a:blip r:embed="rId26" cstate="none"/>
+                    <a:srcRect/>
+                    <a:stretch>
+                      <a:fillRect/>
+                    </a:stretch>
+                  </pic:blipFill>
+                  <pic:spPr bwMode="auto">
+                    <a:xfrm>
+                      <a:off x="0" y="0"/>
+                      <a:ext cx="6743700" cy="5848350"/>
+                    </a:xfrm>
+                    <a:prstGeom prst="rect">
+                      <a:avLst/>
+                    </a:prstGeom>
+                  </pic:spPr>
+                </pic:pic>
+              </a:graphicData>
+            </a:graphic>
+          </wp:inline>
+        </w:drawing>
+      </w:r>
+    </w:p>
+    <w:p>
+      <w:pPr>
+        <w:spacing w:after="160"/>
+        <w:jc w:val="center"/>
+      </w:pPr>
+      <w:r>
+        <w:rPr>
+          <w:rFonts w:ascii="맑은 고딕" w:cs="맑은 고딕" w:eastAsia="맑은 고딕" w:hAnsi="맑은 고딕"/>
+          <w:color w:val="6B7280"/>
+          <w:sz w:val="17"/>
+          <w:szCs w:val="17"/>
+        </w:rPr>
+        <w:t xml:space="preserve">▲ Chi tiết gói — nội dung bao gồm và thời gian cung cấp dịch vụ</w:t>
       </w:r>
     </w:p>
     <w:p>
@@ -4483,7 +5249,7 @@
           <w:sz w:val="20"/>
           <w:szCs w:val="20"/>
         </w:rPr>
-        <w:t xml:space="preserve">Đăng ký sinh viên (tên giống hộ chiếu)</w:t>
+        <w:t xml:space="preserve">Sinh viên vào [Đăng ký du học] trên website và tạo tài khoản.</w:t>
       </w:r>
     </w:p>
     <w:p>
@@ -4501,7 +5267,7 @@
           <w:sz w:val="20"/>
           <w:szCs w:val="20"/>
         </w:rPr>
-        <w:t xml:space="preserve">Chọn trường — Đăng ký trường·ngành·kỳ học muốn nộp</w:t>
+        <w:t xml:space="preserve">Chọn gói ở [Dịch vụ &amp; bảng giá] rồi nhấn [Xem chi tiết và đăng ký].</w:t>
       </w:r>
     </w:p>
     <w:p>
@@ -4519,7 +5285,7 @@
           <w:sz w:val="20"/>
           <w:szCs w:val="20"/>
         </w:rPr>
-        <w:t xml:space="preserve">Tải giấy tờ — Nếu đã có giấy tờ phát hành, hãy tải lên</w:t>
+        <w:t xml:space="preserve">Kiểm tra nội dung đơn hàng và thanh toán bằng thẻ.</w:t>
       </w:r>
     </w:p>
     <w:p>
@@ -4537,25 +5303,7 @@
           <w:sz w:val="20"/>
           <w:szCs w:val="20"/>
         </w:rPr>
-        <w:t xml:space="preserve">Nhập thông tin — Điền từ mục 'cần' trước</w:t>
-      </w:r>
-    </w:p>
-    <w:p>
-      <w:pPr>
-        <w:pStyle w:val="ListParagraph"/>
-        <w:numPr>
-          <w:ilvl w:val="0"/>
-          <w:numId w:val="7"/>
-        </w:numPr>
-        <w:spacing w:after="40" w:before="40" w:line="300"/>
-      </w:pPr>
-      <w:r>
-        <w:rPr>
-          <w:rFonts w:ascii="맑은 고딕" w:cs="맑은 고딕" w:eastAsia="맑은 고딕" w:hAnsi="맑은 고딕"/>
-          <w:sz w:val="20"/>
-          <w:szCs w:val="20"/>
-        </w:rPr>
-        <w:t xml:space="preserve">Hồ sơ cuối — Tạo bản nháp → Ký tên → Tải bản hoàn chỉnh → Nộp</w:t>
+        <w:t xml:space="preserve">Thanh toán xong sẽ có nhân viên phụ trách và thông báo tiến độ.</w:t>
       </w:r>
     </w:p>
     <w:tbl>
@@ -4599,7 +5347,7 @@
                 <w:sz w:val="19"/>
                 <w:szCs w:val="19"/>
               </w:rPr>
-              <w:t xml:space="preserve">Nếu chưa có giấy tờ, bỏ qua bước 3 và bắt đầu từ bước 4</w:t>
+              <w:t xml:space="preserve">Điều nhân viên nên nắm</w:t>
             </w:r>
           </w:p>
           <w:p>
@@ -4612,7 +5360,7 @@
                 <w:sz w:val="19"/>
                 <w:szCs w:val="19"/>
               </w:rPr>
-              <w:t xml:space="preserve">Bước 3 (Tải giấy tờ) chỉ cần làm khi đã có giấy tờ phát hành. Nếu chưa có, bỏ qua và điền từ bước 4 (Nhập thông tin) sẽ tốt hơn.</w:t>
+              <w:t xml:space="preserve">· Giá đã bao gồm thuế VAT.</w:t>
             </w:r>
           </w:p>
           <w:p>
@@ -4625,12 +5373,55 @@
                 <w:sz w:val="19"/>
                 <w:szCs w:val="19"/>
               </w:rPr>
-              <w:t xml:space="preserve">Nếu tải giấy tờ trước, AI sẽ trích xuất giá trị và tự động điền bước 4, vì vậy khi có giấy tờ thì làm bước 3 trước sẽ nhanh hơn.</w:t>
+              <w:t xml:space="preserve">· Thời gian cung cấp dịch vụ tối đa 3 tháng kể từ ngày thanh toán.</w:t>
+            </w:r>
+          </w:p>
+          <w:p>
+            <w:pPr>
+              <w:spacing w:after="30" w:line="280"/>
+            </w:pPr>
+            <w:r>
+              <w:rPr>
+                <w:rFonts w:ascii="맑은 고딕" w:cs="맑은 고딕" w:eastAsia="맑은 고딕" w:hAnsi="맑은 고딕"/>
+                <w:sz w:val="19"/>
+                <w:szCs w:val="19"/>
+              </w:rPr>
+              <w:t xml:space="preserve">· Hủy·hoàn tiền khác nhau theo từng giai đoạn. Xem tại [Chính sách hủy &amp; hoàn tiền] ở cuối trang web.</w:t>
+            </w:r>
+          </w:p>
+          <w:p>
+            <w:pPr>
+              <w:spacing w:after="30" w:line="280"/>
+            </w:pPr>
+            <w:r>
+              <w:rPr>
+                <w:rFonts w:ascii="맑은 고딕" w:cs="맑은 고딕" w:eastAsia="맑은 고딕" w:hAnsi="맑은 고딕"/>
+                <w:sz w:val="19"/>
+                <w:szCs w:val="19"/>
+              </w:rPr>
+              <w:t xml:space="preserve">· Khoản này do chính sinh viên thanh toán, tách biệt với hóa đơn của trung tâm.</w:t>
             </w:r>
           </w:p>
         </w:tc>
       </w:tr>
     </w:tbl>
+    <w:p>
+      <w:pPr>
+        <w:pStyle w:val="Heading1"/>
+        <w:pageBreakBefore/>
+        <w:spacing w:after="120" w:before="320"/>
+      </w:pPr>
+      <w:r>
+        <w:rPr>
+          <w:rFonts w:ascii="맑은 고딕" w:cs="맑은 고딕" w:eastAsia="맑은 고딕" w:hAnsi="맑은 고딕"/>
+          <w:b/>
+          <w:bCs/>
+          <w:sz w:val="32"/>
+          <w:szCs w:val="32"/>
+        </w:rPr>
+        <w:t xml:space="preserve">6. Phụ lục</w:t>
+      </w:r>
+    </w:p>
     <w:p>
       <w:pPr>
         <w:pStyle w:val="Heading2"/>
@@ -4644,7 +5435,186 @@
           <w:sz w:val="26"/>
           <w:szCs w:val="26"/>
         </w:rPr>
-        <w:t xml:space="preserve">5.2 Những sai lầm thường gặp</w:t>
+        <w:t xml:space="preserve">6.1 Trình tự làm việc khuyến nghị</w:t>
+      </w:r>
+    </w:p>
+    <w:p>
+      <w:pPr>
+        <w:pStyle w:val="ListParagraph"/>
+        <w:numPr>
+          <w:ilvl w:val="0"/>
+          <w:numId w:val="8"/>
+        </w:numPr>
+        <w:spacing w:after="40" w:before="40" w:line="300"/>
+      </w:pPr>
+      <w:r>
+        <w:rPr>
+          <w:rFonts w:ascii="맑은 고딕" w:cs="맑은 고딕" w:eastAsia="맑은 고딕" w:hAnsi="맑은 고딕"/>
+          <w:sz w:val="20"/>
+          <w:szCs w:val="20"/>
+        </w:rPr>
+        <w:t xml:space="preserve">Đăng ký sinh viên (tên giống hộ chiếu)</w:t>
+      </w:r>
+    </w:p>
+    <w:p>
+      <w:pPr>
+        <w:pStyle w:val="ListParagraph"/>
+        <w:numPr>
+          <w:ilvl w:val="0"/>
+          <w:numId w:val="8"/>
+        </w:numPr>
+        <w:spacing w:after="40" w:before="40" w:line="300"/>
+      </w:pPr>
+      <w:r>
+        <w:rPr>
+          <w:rFonts w:ascii="맑은 고딕" w:cs="맑은 고딕" w:eastAsia="맑은 고딕" w:hAnsi="맑은 고딕"/>
+          <w:sz w:val="20"/>
+          <w:szCs w:val="20"/>
+        </w:rPr>
+        <w:t xml:space="preserve">Chọn trường — Đăng ký trường·ngành·kỳ học muốn nộp</w:t>
+      </w:r>
+    </w:p>
+    <w:p>
+      <w:pPr>
+        <w:pStyle w:val="ListParagraph"/>
+        <w:numPr>
+          <w:ilvl w:val="0"/>
+          <w:numId w:val="8"/>
+        </w:numPr>
+        <w:spacing w:after="40" w:before="40" w:line="300"/>
+      </w:pPr>
+      <w:r>
+        <w:rPr>
+          <w:rFonts w:ascii="맑은 고딕" w:cs="맑은 고딕" w:eastAsia="맑은 고딕" w:hAnsi="맑은 고딕"/>
+          <w:sz w:val="20"/>
+          <w:szCs w:val="20"/>
+        </w:rPr>
+        <w:t xml:space="preserve">Tải giấy tờ — Nếu đã có giấy tờ phát hành, hãy tải lên</w:t>
+      </w:r>
+    </w:p>
+    <w:p>
+      <w:pPr>
+        <w:pStyle w:val="ListParagraph"/>
+        <w:numPr>
+          <w:ilvl w:val="0"/>
+          <w:numId w:val="8"/>
+        </w:numPr>
+        <w:spacing w:after="40" w:before="40" w:line="300"/>
+      </w:pPr>
+      <w:r>
+        <w:rPr>
+          <w:rFonts w:ascii="맑은 고딕" w:cs="맑은 고딕" w:eastAsia="맑은 고딕" w:hAnsi="맑은 고딕"/>
+          <w:sz w:val="20"/>
+          <w:szCs w:val="20"/>
+        </w:rPr>
+        <w:t xml:space="preserve">Nhập thông tin — Điền từ mục 'cần' trước</w:t>
+      </w:r>
+    </w:p>
+    <w:p>
+      <w:pPr>
+        <w:pStyle w:val="ListParagraph"/>
+        <w:numPr>
+          <w:ilvl w:val="0"/>
+          <w:numId w:val="8"/>
+        </w:numPr>
+        <w:spacing w:after="40" w:before="40" w:line="300"/>
+      </w:pPr>
+      <w:r>
+        <w:rPr>
+          <w:rFonts w:ascii="맑은 고딕" w:cs="맑은 고딕" w:eastAsia="맑은 고딕" w:hAnsi="맑은 고딕"/>
+          <w:sz w:val="20"/>
+          <w:szCs w:val="20"/>
+        </w:rPr>
+        <w:t xml:space="preserve">Hồ sơ cuối — Tạo bản nháp → Ký tên → Tải bản hoàn chỉnh → Nộp</w:t>
+      </w:r>
+    </w:p>
+    <w:tbl>
+      <w:tblPr>
+        <w:tblW w:type="dxa" w:w="10626"/>
+        <w:tblBorders>
+          <w:top w:val="single" w:color="0F766E" w:sz="6"/>
+          <w:left w:val="single" w:color="0F766E" w:sz="18"/>
+          <w:bottom w:val="single" w:color="0F766E" w:sz="6"/>
+          <w:right w:val="single" w:color="0F766E" w:sz="6"/>
+          <w:insideH w:val="none"/>
+          <w:insideV w:val="none"/>
+        </w:tblBorders>
+        <w:tblLayout w:type="fixed"/>
+      </w:tblPr>
+      <w:tblGrid>
+        <w:gridCol w:w="10626"/>
+      </w:tblGrid>
+      <w:tr>
+        <w:tc>
+          <w:tcPr>
+            <w:tcW w:type="dxa" w:w="10626"/>
+            <w:shd w:fill="F8FAFC" w:val="clear"/>
+            <w:tcMar>
+              <w:top w:type="dxa" w:w="120"/>
+              <w:left w:type="dxa" w:w="160"/>
+              <w:bottom w:type="dxa" w:w="120"/>
+              <w:right w:type="dxa" w:w="160"/>
+            </w:tcMar>
+          </w:tcPr>
+          <w:p>
+            <w:pPr>
+              <w:spacing w:after="40"/>
+            </w:pPr>
+            <w:r>
+              <w:rPr>
+                <w:rFonts w:ascii="맑은 고딕" w:cs="맑은 고딕" w:eastAsia="맑은 고딕" w:hAnsi="맑은 고딕"/>
+                <w:b/>
+                <w:bCs/>
+                <w:color w:val="0F766E"/>
+                <w:sz w:val="19"/>
+                <w:szCs w:val="19"/>
+              </w:rPr>
+              <w:t xml:space="preserve">Nếu chưa có giấy tờ, bỏ qua bước 3 và bắt đầu từ bước 4</w:t>
+            </w:r>
+          </w:p>
+          <w:p>
+            <w:pPr>
+              <w:spacing w:after="30" w:line="280"/>
+            </w:pPr>
+            <w:r>
+              <w:rPr>
+                <w:rFonts w:ascii="맑은 고딕" w:cs="맑은 고딕" w:eastAsia="맑은 고딕" w:hAnsi="맑은 고딕"/>
+                <w:sz w:val="19"/>
+                <w:szCs w:val="19"/>
+              </w:rPr>
+              <w:t xml:space="preserve">Bước 3 (Tải giấy tờ) chỉ cần làm khi đã có giấy tờ phát hành. Nếu chưa có, bỏ qua và điền từ bước 4 (Nhập thông tin) sẽ tốt hơn.</w:t>
+            </w:r>
+          </w:p>
+          <w:p>
+            <w:pPr>
+              <w:spacing w:after="30" w:line="280"/>
+            </w:pPr>
+            <w:r>
+              <w:rPr>
+                <w:rFonts w:ascii="맑은 고딕" w:cs="맑은 고딕" w:eastAsia="맑은 고딕" w:hAnsi="맑은 고딕"/>
+                <w:sz w:val="19"/>
+                <w:szCs w:val="19"/>
+              </w:rPr>
+              <w:t xml:space="preserve">Nếu tải giấy tờ trước, AI sẽ trích xuất giá trị và tự động điền bước 4, vì vậy khi có giấy tờ thì làm bước 3 trước sẽ nhanh hơn.</w:t>
+            </w:r>
+          </w:p>
+        </w:tc>
+      </w:tr>
+    </w:tbl>
+    <w:p>
+      <w:pPr>
+        <w:pStyle w:val="Heading2"/>
+        <w:spacing w:after="120" w:before="240"/>
+      </w:pPr>
+      <w:r>
+        <w:rPr>
+          <w:rFonts w:ascii="맑은 고딕" w:cs="맑은 고딕" w:eastAsia="맑은 고딕" w:hAnsi="맑은 고딕"/>
+          <w:b/>
+          <w:bCs/>
+          <w:sz w:val="26"/>
+          <w:szCs w:val="26"/>
+        </w:rPr>
+        <w:t xml:space="preserve">6.2 Lỗi thường gặp</w:t>
       </w:r>
     </w:p>
     <w:tbl>
@@ -5135,7 +6105,7 @@
           <w:sz w:val="26"/>
           <w:szCs w:val="26"/>
         </w:rPr>
-        <w:t xml:space="preserve">5.3 Liên hệ</w:t>
+        <w:t xml:space="preserve">6.3 Liên hệ</w:t>
       </w:r>
     </w:p>
     <w:p>
@@ -5436,6 +6406,18 @@
     </w:lvl>
   </w:abstractNum>
   <w:abstractNum w:abstractNumId="7" w15:restartNumberingAfterBreak="0">
+    <w:multiLevelType w:val="hybridMultilevel"/>
+    <w:lvl w:ilvl="0" w15:tentative="1">
+      <w:start w:val="1"/>
+      <w:numFmt w:val="decimal"/>
+      <w:lvlText w:val="%1."/>
+      <w:lvlJc w:val="start"/>
+      <w:pPr>
+        <w:ind w:left="360" w:hanging="260"/>
+      </w:pPr>
+    </w:lvl>
+  </w:abstractNum>
+  <w:abstractNum w:abstractNumId="8" w15:restartNumberingAfterBreak="0">
     <w:multiLevelType w:val="hybridMultilevel"/>
     <w:lvl w:ilvl="0" w15:tentative="1">
       <w:start w:val="1"/>
@@ -5485,6 +6467,12 @@
   </w:num>
   <w:num w:numId="7">
     <w:abstractNumId w:val="7"/>
+    <w:lvlOverride w:ilvl="0">
+      <w:startOverride w:val="1"/>
+    </w:lvlOverride>
+  </w:num>
+  <w:num w:numId="8">
+    <w:abstractNumId w:val="8"/>
     <w:lvlOverride w:ilvl="0">
       <w:startOverride w:val="1"/>
     </w:lvlOverride>
